--- a/Figure Description.docx
+++ b/Figure Description.docx
@@ -14,66 +14,8 @@
       </w:r>
     </w:p>
     <w:p>
-      <w:pPr>
-        <w:rPr>
-          <w:lang w:val="es-ES"/>
-        </w:rPr>
-      </w:pPr>
-      <w:proofErr w:type="spellStart"/>
       <w:r>
-        <w:rPr>
-          <w:lang w:val="es-ES"/>
-        </w:rPr>
-        <w:t>Mutation</w:t>
-      </w:r>
-      <w:proofErr w:type="spellEnd"/>
-      <w:r>
-        <w:rPr>
-          <w:lang w:val="es-ES"/>
-        </w:rPr>
-        <w:t xml:space="preserve"> </w:t>
-      </w:r>
-      <w:proofErr w:type="spellStart"/>
-      <w:r>
-        <w:rPr>
-          <w:lang w:val="es-ES"/>
-        </w:rPr>
-        <w:t>profile</w:t>
-      </w:r>
-      <w:proofErr w:type="spellEnd"/>
-      <w:r>
-        <w:rPr>
-          <w:lang w:val="es-ES"/>
-        </w:rPr>
-        <w:t xml:space="preserve"> 1 (</w:t>
-      </w:r>
-      <w:proofErr w:type="spellStart"/>
-      <w:r>
-        <w:rPr>
-          <w:lang w:val="es-ES"/>
-        </w:rPr>
-        <w:t>ben+del</w:t>
-      </w:r>
-      <w:proofErr w:type="spellEnd"/>
-      <w:r>
-        <w:rPr>
-          <w:lang w:val="es-ES"/>
-        </w:rPr>
-        <w:t>), 2 (del), 3 (</w:t>
-      </w:r>
-      <w:proofErr w:type="spellStart"/>
-      <w:r>
-        <w:rPr>
-          <w:lang w:val="es-ES"/>
-        </w:rPr>
-        <w:t>none</w:t>
-      </w:r>
-      <w:proofErr w:type="spellEnd"/>
-      <w:r>
-        <w:rPr>
-          <w:lang w:val="es-ES"/>
-        </w:rPr>
-        <w:t>)</w:t>
+        <w:t>Mutation profile 1 (ben+del), 2 (del), 3 (none)</w:t>
       </w:r>
     </w:p>
     <w:p>
@@ -110,6 +52,13 @@
         </w:rPr>
         <w:t xml:space="preserve"> (mitocondrial/nuclear)</w:t>
       </w:r>
+    </w:p>
+    <w:p>
+      <w:pPr>
+        <w:rPr>
+          <w:lang w:val="es-ES"/>
+        </w:rPr>
+      </w:pPr>
     </w:p>
     <w:p>
       <w:pPr>

--- a/Figure Description.docx
+++ b/Figure Description.docx
@@ -15,58 +15,404 @@
     </w:p>
     <w:p>
       <w:r>
-        <w:t>Mutation profile 1 (ben+del), 2 (del), 3 (none)</w:t>
-      </w:r>
-    </w:p>
-    <w:p>
-      <w:pPr>
-        <w:rPr>
-          <w:lang w:val="es-ES"/>
-        </w:rPr>
-      </w:pPr>
+        <w:t>Mutation profile 1 (</w:t>
+      </w:r>
       <w:proofErr w:type="spellStart"/>
       <w:r>
-        <w:rPr>
-          <w:lang w:val="es-ES"/>
-        </w:rPr>
-        <w:t>Preload</w:t>
+        <w:t>ben+del</w:t>
       </w:r>
       <w:proofErr w:type="spellEnd"/>
       <w:r>
-        <w:rPr>
-          <w:lang w:val="es-ES"/>
-        </w:rPr>
-        <w:t xml:space="preserve"> </w:t>
+        <w:t>), 2 (del), 3 (none)</w:t>
+      </w:r>
+    </w:p>
+    <w:p>
+      <w:r>
+        <w:t>Preload location (</w:t>
       </w:r>
       <w:proofErr w:type="spellStart"/>
       <w:r>
-        <w:rPr>
-          <w:lang w:val="es-ES"/>
-        </w:rPr>
-        <w:t>location</w:t>
+        <w:t>mitocondrial</w:t>
       </w:r>
       <w:proofErr w:type="spellEnd"/>
       <w:r>
-        <w:rPr>
-          <w:lang w:val="es-ES"/>
-        </w:rPr>
-        <w:t xml:space="preserve"> (mitocondrial/nuclear)</w:t>
-      </w:r>
-    </w:p>
-    <w:p>
-      <w:pPr>
-        <w:rPr>
-          <w:lang w:val="es-ES"/>
-        </w:rPr>
-      </w:pPr>
-    </w:p>
-    <w:p>
-      <w:pPr>
-        <w:rPr>
-          <w:lang w:val="es-ES"/>
-        </w:rPr>
-      </w:pPr>
-    </w:p>
+        <w:t>/nuclear)</w:t>
+      </w:r>
+    </w:p>
+    <w:p>
+      <w:r>
+        <w:t>12 f</w:t>
+      </w:r>
+      <w:r>
+        <w:t>igures</w:t>
+      </w:r>
+    </w:p>
+    <w:p>
+      <w:r>
+        <w:t>Epistasis On, mutation profile 1, preload into mitochondria</w:t>
+      </w:r>
+    </w:p>
+    <w:p>
+      <w:r>
+        <w:drawing>
+          <wp:inline distT="0" distB="0" distL="0" distR="0" wp14:anchorId="48125C3E" wp14:editId="427CD386">
+            <wp:extent cx="5943600" cy="2476500"/>
+            <wp:effectExtent l="0" t="0" r="0" b="0"/>
+            <wp:docPr id="1023959878" name="Picture 1"/>
+            <wp:cNvGraphicFramePr>
+              <a:graphicFrameLocks xmlns:a="http://schemas.openxmlformats.org/drawingml/2006/main" noChangeAspect="1"/>
+            </wp:cNvGraphicFramePr>
+            <a:graphic xmlns:a="http://schemas.openxmlformats.org/drawingml/2006/main">
+              <a:graphicData uri="http://schemas.openxmlformats.org/drawingml/2006/picture">
+                <pic:pic xmlns:pic="http://schemas.openxmlformats.org/drawingml/2006/picture">
+                  <pic:nvPicPr>
+                    <pic:cNvPr id="0" name="Picture 1"/>
+                    <pic:cNvPicPr>
+                      <a:picLocks noChangeAspect="1" noChangeArrowheads="1"/>
+                    </pic:cNvPicPr>
+                  </pic:nvPicPr>
+                  <pic:blipFill>
+                    <a:blip r:embed="rId4" cstate="print">
+                      <a:extLst>
+                        <a:ext uri="{28A0092B-C50C-407E-A947-70E740481C1C}">
+                          <a14:useLocalDpi xmlns:a14="http://schemas.microsoft.com/office/drawing/2010/main" val="0"/>
+                        </a:ext>
+                      </a:extLst>
+                    </a:blip>
+                    <a:srcRect/>
+                    <a:stretch>
+                      <a:fillRect/>
+                    </a:stretch>
+                  </pic:blipFill>
+                  <pic:spPr bwMode="auto">
+                    <a:xfrm>
+                      <a:off x="0" y="0"/>
+                      <a:ext cx="5943600" cy="2476500"/>
+                    </a:xfrm>
+                    <a:prstGeom prst="rect">
+                      <a:avLst/>
+                    </a:prstGeom>
+                    <a:noFill/>
+                    <a:ln>
+                      <a:noFill/>
+                    </a:ln>
+                  </pic:spPr>
+                </pic:pic>
+              </a:graphicData>
+            </a:graphic>
+          </wp:inline>
+        </w:drawing>
+      </w:r>
+    </w:p>
+    <w:p/>
+    <w:p>
+      <w:r>
+        <w:t>Epistasis On, mutation profile 1, preload into nuclear</w:t>
+      </w:r>
+    </w:p>
+    <w:p>
+      <w:r>
+        <w:drawing>
+          <wp:inline distT="0" distB="0" distL="0" distR="0" wp14:anchorId="6711ECE0" wp14:editId="3E93ADBC">
+            <wp:extent cx="5943600" cy="2476500"/>
+            <wp:effectExtent l="0" t="0" r="0" b="0"/>
+            <wp:docPr id="2096974529" name="Picture 2"/>
+            <wp:cNvGraphicFramePr>
+              <a:graphicFrameLocks xmlns:a="http://schemas.openxmlformats.org/drawingml/2006/main" noChangeAspect="1"/>
+            </wp:cNvGraphicFramePr>
+            <a:graphic xmlns:a="http://schemas.openxmlformats.org/drawingml/2006/main">
+              <a:graphicData uri="http://schemas.openxmlformats.org/drawingml/2006/picture">
+                <pic:pic xmlns:pic="http://schemas.openxmlformats.org/drawingml/2006/picture">
+                  <pic:nvPicPr>
+                    <pic:cNvPr id="0" name="Picture 3"/>
+                    <pic:cNvPicPr>
+                      <a:picLocks noChangeAspect="1" noChangeArrowheads="1"/>
+                    </pic:cNvPicPr>
+                  </pic:nvPicPr>
+                  <pic:blipFill>
+                    <a:blip r:embed="rId5" cstate="print">
+                      <a:extLst>
+                        <a:ext uri="{28A0092B-C50C-407E-A947-70E740481C1C}">
+                          <a14:useLocalDpi xmlns:a14="http://schemas.microsoft.com/office/drawing/2010/main" val="0"/>
+                        </a:ext>
+                      </a:extLst>
+                    </a:blip>
+                    <a:srcRect/>
+                    <a:stretch>
+                      <a:fillRect/>
+                    </a:stretch>
+                  </pic:blipFill>
+                  <pic:spPr bwMode="auto">
+                    <a:xfrm>
+                      <a:off x="0" y="0"/>
+                      <a:ext cx="5943600" cy="2476500"/>
+                    </a:xfrm>
+                    <a:prstGeom prst="rect">
+                      <a:avLst/>
+                    </a:prstGeom>
+                    <a:noFill/>
+                    <a:ln>
+                      <a:noFill/>
+                    </a:ln>
+                  </pic:spPr>
+                </pic:pic>
+              </a:graphicData>
+            </a:graphic>
+          </wp:inline>
+        </w:drawing>
+      </w:r>
+    </w:p>
+    <w:p>
+      <w:r>
+        <w:lastRenderedPageBreak/>
+        <w:t>Epistasis On, mutation profile 2, preload into mitochondria</w:t>
+      </w:r>
+    </w:p>
+    <w:p>
+      <w:r>
+        <w:drawing>
+          <wp:inline distT="0" distB="0" distL="0" distR="0" wp14:anchorId="7FE6AA25" wp14:editId="0EB13039">
+            <wp:extent cx="5943600" cy="2476500"/>
+            <wp:effectExtent l="0" t="0" r="0" b="0"/>
+            <wp:docPr id="2019087683" name="Picture 4"/>
+            <wp:cNvGraphicFramePr>
+              <a:graphicFrameLocks xmlns:a="http://schemas.openxmlformats.org/drawingml/2006/main" noChangeAspect="1"/>
+            </wp:cNvGraphicFramePr>
+            <a:graphic xmlns:a="http://schemas.openxmlformats.org/drawingml/2006/main">
+              <a:graphicData uri="http://schemas.openxmlformats.org/drawingml/2006/picture">
+                <pic:pic xmlns:pic="http://schemas.openxmlformats.org/drawingml/2006/picture">
+                  <pic:nvPicPr>
+                    <pic:cNvPr id="0" name="Picture 10"/>
+                    <pic:cNvPicPr>
+                      <a:picLocks noChangeAspect="1" noChangeArrowheads="1"/>
+                    </pic:cNvPicPr>
+                  </pic:nvPicPr>
+                  <pic:blipFill>
+                    <a:blip r:embed="rId6" cstate="print">
+                      <a:extLst>
+                        <a:ext uri="{28A0092B-C50C-407E-A947-70E740481C1C}">
+                          <a14:useLocalDpi xmlns:a14="http://schemas.microsoft.com/office/drawing/2010/main" val="0"/>
+                        </a:ext>
+                      </a:extLst>
+                    </a:blip>
+                    <a:srcRect/>
+                    <a:stretch>
+                      <a:fillRect/>
+                    </a:stretch>
+                  </pic:blipFill>
+                  <pic:spPr bwMode="auto">
+                    <a:xfrm>
+                      <a:off x="0" y="0"/>
+                      <a:ext cx="5943600" cy="2476500"/>
+                    </a:xfrm>
+                    <a:prstGeom prst="rect">
+                      <a:avLst/>
+                    </a:prstGeom>
+                    <a:noFill/>
+                    <a:ln>
+                      <a:noFill/>
+                    </a:ln>
+                  </pic:spPr>
+                </pic:pic>
+              </a:graphicData>
+            </a:graphic>
+          </wp:inline>
+        </w:drawing>
+      </w:r>
+    </w:p>
+    <w:p/>
+    <w:p>
+      <w:r>
+        <w:t xml:space="preserve">Epistasis On, mutation profile 2, preload into </w:t>
+      </w:r>
+      <w:r>
+        <w:t>nuclear</w:t>
+      </w:r>
+    </w:p>
+    <w:p>
+      <w:r>
+        <w:drawing>
+          <wp:inline distT="0" distB="0" distL="0" distR="0" wp14:anchorId="6EBB2A1E" wp14:editId="6BCF670C">
+            <wp:extent cx="5943600" cy="2476500"/>
+            <wp:effectExtent l="0" t="0" r="0" b="0"/>
+            <wp:docPr id="1745508492" name="Picture 6"/>
+            <wp:cNvGraphicFramePr>
+              <a:graphicFrameLocks xmlns:a="http://schemas.openxmlformats.org/drawingml/2006/main" noChangeAspect="1"/>
+            </wp:cNvGraphicFramePr>
+            <a:graphic xmlns:a="http://schemas.openxmlformats.org/drawingml/2006/main">
+              <a:graphicData uri="http://schemas.openxmlformats.org/drawingml/2006/picture">
+                <pic:pic xmlns:pic="http://schemas.openxmlformats.org/drawingml/2006/picture">
+                  <pic:nvPicPr>
+                    <pic:cNvPr id="0" name="Picture 17"/>
+                    <pic:cNvPicPr>
+                      <a:picLocks noChangeAspect="1" noChangeArrowheads="1"/>
+                    </pic:cNvPicPr>
+                  </pic:nvPicPr>
+                  <pic:blipFill>
+                    <a:blip r:embed="rId7" cstate="print">
+                      <a:extLst>
+                        <a:ext uri="{28A0092B-C50C-407E-A947-70E740481C1C}">
+                          <a14:useLocalDpi xmlns:a14="http://schemas.microsoft.com/office/drawing/2010/main" val="0"/>
+                        </a:ext>
+                      </a:extLst>
+                    </a:blip>
+                    <a:srcRect/>
+                    <a:stretch>
+                      <a:fillRect/>
+                    </a:stretch>
+                  </pic:blipFill>
+                  <pic:spPr bwMode="auto">
+                    <a:xfrm>
+                      <a:off x="0" y="0"/>
+                      <a:ext cx="5943600" cy="2476500"/>
+                    </a:xfrm>
+                    <a:prstGeom prst="rect">
+                      <a:avLst/>
+                    </a:prstGeom>
+                    <a:noFill/>
+                    <a:ln>
+                      <a:noFill/>
+                    </a:ln>
+                  </pic:spPr>
+                </pic:pic>
+              </a:graphicData>
+            </a:graphic>
+          </wp:inline>
+        </w:drawing>
+      </w:r>
+    </w:p>
+    <w:p>
+      <w:r>
+        <w:br w:type="page"/>
+      </w:r>
+    </w:p>
+    <w:p>
+      <w:r>
+        <w:lastRenderedPageBreak/>
+        <w:t xml:space="preserve">Epistasis On, mutation profile </w:t>
+      </w:r>
+      <w:r>
+        <w:t>3</w:t>
+      </w:r>
+      <w:r>
+        <w:t>, preload into mitochondria</w:t>
+      </w:r>
+    </w:p>
+    <w:p>
+      <w:r>
+        <w:drawing>
+          <wp:inline distT="0" distB="0" distL="0" distR="0" wp14:anchorId="0B3E89AD" wp14:editId="5F5C1CF2">
+            <wp:extent cx="5943600" cy="2476500"/>
+            <wp:effectExtent l="0" t="0" r="0" b="0"/>
+            <wp:docPr id="127180783" name="Picture 8"/>
+            <wp:cNvGraphicFramePr>
+              <a:graphicFrameLocks xmlns:a="http://schemas.openxmlformats.org/drawingml/2006/main" noChangeAspect="1"/>
+            </wp:cNvGraphicFramePr>
+            <a:graphic xmlns:a="http://schemas.openxmlformats.org/drawingml/2006/main">
+              <a:graphicData uri="http://schemas.openxmlformats.org/drawingml/2006/picture">
+                <pic:pic xmlns:pic="http://schemas.openxmlformats.org/drawingml/2006/picture">
+                  <pic:nvPicPr>
+                    <pic:cNvPr id="0" name="Picture 24"/>
+                    <pic:cNvPicPr>
+                      <a:picLocks noChangeAspect="1" noChangeArrowheads="1"/>
+                    </pic:cNvPicPr>
+                  </pic:nvPicPr>
+                  <pic:blipFill>
+                    <a:blip r:embed="rId8" cstate="print">
+                      <a:extLst>
+                        <a:ext uri="{28A0092B-C50C-407E-A947-70E740481C1C}">
+                          <a14:useLocalDpi xmlns:a14="http://schemas.microsoft.com/office/drawing/2010/main" val="0"/>
+                        </a:ext>
+                      </a:extLst>
+                    </a:blip>
+                    <a:srcRect/>
+                    <a:stretch>
+                      <a:fillRect/>
+                    </a:stretch>
+                  </pic:blipFill>
+                  <pic:spPr bwMode="auto">
+                    <a:xfrm>
+                      <a:off x="0" y="0"/>
+                      <a:ext cx="5943600" cy="2476500"/>
+                    </a:xfrm>
+                    <a:prstGeom prst="rect">
+                      <a:avLst/>
+                    </a:prstGeom>
+                    <a:noFill/>
+                    <a:ln>
+                      <a:noFill/>
+                    </a:ln>
+                  </pic:spPr>
+                </pic:pic>
+              </a:graphicData>
+            </a:graphic>
+          </wp:inline>
+        </w:drawing>
+      </w:r>
+    </w:p>
+    <w:p/>
+    <w:p>
+      <w:r>
+        <w:t xml:space="preserve">Epistasis On, mutation profile </w:t>
+      </w:r>
+      <w:r>
+        <w:t>3</w:t>
+      </w:r>
+      <w:r>
+        <w:t>, preload into nuclear</w:t>
+      </w:r>
+    </w:p>
+    <w:p/>
+    <w:p>
+      <w:r>
+        <w:t>Epistasis O</w:t>
+      </w:r>
+      <w:r>
+        <w:t>ff</w:t>
+      </w:r>
+      <w:r>
+        <w:t xml:space="preserve">, mutation profile </w:t>
+      </w:r>
+      <w:r>
+        <w:t>1</w:t>
+      </w:r>
+      <w:r>
+        <w:t>, preload into mitochondria</w:t>
+      </w:r>
+    </w:p>
+    <w:p>
+      <w:r>
+        <w:t xml:space="preserve">Epistasis Off, mutation profile </w:t>
+      </w:r>
+      <w:r>
+        <w:t>1</w:t>
+      </w:r>
+      <w:r>
+        <w:t>, preload into nuclear</w:t>
+      </w:r>
+    </w:p>
+    <w:p>
+      <w:r>
+        <w:t>Epistasis Off, mutation profile 2, preload into mitochondria</w:t>
+      </w:r>
+    </w:p>
+    <w:p>
+      <w:r>
+        <w:t>Epistasis Off, mutation profile 2, preload into nuclear</w:t>
+      </w:r>
+    </w:p>
+    <w:p>
+      <w:r>
+        <w:t>Epistasis Off, mutation profile 3, preload into mitochondria</w:t>
+      </w:r>
+    </w:p>
+    <w:p>
+      <w:r>
+        <w:t>Epistasis Off, mutation profile 3, preload into nuclear</w:t>
+      </w:r>
+    </w:p>
+    <w:p/>
+    <w:p/>
     <w:sectPr>
       <w:pgSz w:w="12240" w:h="15840"/>
       <w:pgMar w:top="1440" w:right="1440" w:bottom="1440" w:left="1440" w:header="720" w:footer="720" w:gutter="0"/>
@@ -680,7 +1026,6 @@
   <w:style w:type="character" w:default="1" w:styleId="DefaultParagraphFont">
     <w:name w:val="Default Paragraph Font"/>
     <w:uiPriority w:val="1"/>
-    <w:semiHidden/>
     <w:unhideWhenUsed/>
   </w:style>
   <w:style w:type="table" w:default="1" w:styleId="TableNormal">

--- a/Figure Description.docx
+++ b/Figure Description.docx
@@ -49,11 +49,26 @@
     </w:p>
     <w:p>
       <w:r>
+        <w:br w:type="page"/>
+      </w:r>
+    </w:p>
+    <w:p>
+      <w:r>
+        <w:lastRenderedPageBreak/>
+        <w:br w:type="page"/>
+      </w:r>
+    </w:p>
+    <w:p>
+      <w:r>
+        <w:lastRenderedPageBreak/>
         <w:t>Epistasis On, mutation profile 1, preload into mitochondria</w:t>
       </w:r>
     </w:p>
     <w:p>
       <w:r>
+        <w:rPr>
+          <w:noProof/>
+        </w:rPr>
         <w:drawing>
           <wp:inline distT="0" distB="0" distL="0" distR="0" wp14:anchorId="48125C3E" wp14:editId="427CD386">
             <wp:extent cx="5943600" cy="2476500"/>
@@ -112,6 +127,9 @@
     </w:p>
     <w:p>
       <w:r>
+        <w:rPr>
+          <w:noProof/>
+        </w:rPr>
         <w:drawing>
           <wp:inline distT="0" distB="0" distL="0" distR="0" wp14:anchorId="6711ECE0" wp14:editId="3E93ADBC">
             <wp:extent cx="5943600" cy="2476500"/>
@@ -164,12 +182,20 @@
     </w:p>
     <w:p>
       <w:r>
+        <w:br w:type="page"/>
+      </w:r>
+    </w:p>
+    <w:p>
+      <w:r>
         <w:lastRenderedPageBreak/>
         <w:t>Epistasis On, mutation profile 2, preload into mitochondria</w:t>
       </w:r>
     </w:p>
     <w:p>
       <w:r>
+        <w:rPr>
+          <w:noProof/>
+        </w:rPr>
         <w:drawing>
           <wp:inline distT="0" distB="0" distL="0" distR="0" wp14:anchorId="7FE6AA25" wp14:editId="0EB13039">
             <wp:extent cx="5943600" cy="2476500"/>
@@ -223,14 +249,14 @@
     <w:p/>
     <w:p>
       <w:r>
-        <w:t xml:space="preserve">Epistasis On, mutation profile 2, preload into </w:t>
-      </w:r>
-      <w:r>
-        <w:t>nuclear</w:t>
-      </w:r>
-    </w:p>
-    <w:p>
-      <w:r>
+        <w:t>Epistasis On, mutation profile 2, preload into nuclear</w:t>
+      </w:r>
+    </w:p>
+    <w:p>
+      <w:r>
+        <w:rPr>
+          <w:noProof/>
+        </w:rPr>
         <w:drawing>
           <wp:inline distT="0" distB="0" distL="0" distR="0" wp14:anchorId="6EBB2A1E" wp14:editId="6BCF670C">
             <wp:extent cx="5943600" cy="2476500"/>
@@ -289,17 +315,14 @@
     <w:p>
       <w:r>
         <w:lastRenderedPageBreak/>
-        <w:t xml:space="preserve">Epistasis On, mutation profile </w:t>
-      </w:r>
-      <w:r>
-        <w:t>3</w:t>
-      </w:r>
-      <w:r>
-        <w:t>, preload into mitochondria</w:t>
-      </w:r>
-    </w:p>
-    <w:p>
-      <w:r>
+        <w:t>Epistasis On, mutation profile 3, preload into mitochondria</w:t>
+      </w:r>
+    </w:p>
+    <w:p>
+      <w:r>
+        <w:rPr>
+          <w:noProof/>
+        </w:rPr>
         <w:drawing>
           <wp:inline distT="0" distB="0" distL="0" distR="0" wp14:anchorId="0B3E89AD" wp14:editId="5F5C1CF2">
             <wp:extent cx="5943600" cy="2476500"/>
@@ -353,64 +376,428 @@
     <w:p/>
     <w:p>
       <w:r>
-        <w:t xml:space="preserve">Epistasis On, mutation profile </w:t>
-      </w:r>
-      <w:r>
-        <w:t>3</w:t>
-      </w:r>
-      <w:r>
-        <w:t>, preload into nuclear</w:t>
+        <w:t>Epistasis On, mutation profile 3, preload into nuclear</w:t>
+      </w:r>
+    </w:p>
+    <w:p>
+      <w:r>
+        <w:drawing>
+          <wp:inline distT="0" distB="0" distL="0" distR="0" wp14:anchorId="5D3697AA" wp14:editId="18561D93">
+            <wp:extent cx="5943600" cy="2476500"/>
+            <wp:effectExtent l="0" t="0" r="0" b="0"/>
+            <wp:docPr id="875078207" name="Picture 2"/>
+            <wp:cNvGraphicFramePr>
+              <a:graphicFrameLocks xmlns:a="http://schemas.openxmlformats.org/drawingml/2006/main" noChangeAspect="1"/>
+            </wp:cNvGraphicFramePr>
+            <a:graphic xmlns:a="http://schemas.openxmlformats.org/drawingml/2006/main">
+              <a:graphicData uri="http://schemas.openxmlformats.org/drawingml/2006/picture">
+                <pic:pic xmlns:pic="http://schemas.openxmlformats.org/drawingml/2006/picture">
+                  <pic:nvPicPr>
+                    <pic:cNvPr id="0" name="Picture 6"/>
+                    <pic:cNvPicPr>
+                      <a:picLocks noChangeAspect="1" noChangeArrowheads="1"/>
+                    </pic:cNvPicPr>
+                  </pic:nvPicPr>
+                  <pic:blipFill>
+                    <a:blip r:embed="rId9" cstate="print">
+                      <a:extLst>
+                        <a:ext uri="{28A0092B-C50C-407E-A947-70E740481C1C}">
+                          <a14:useLocalDpi xmlns:a14="http://schemas.microsoft.com/office/drawing/2010/main" val="0"/>
+                        </a:ext>
+                      </a:extLst>
+                    </a:blip>
+                    <a:srcRect/>
+                    <a:stretch>
+                      <a:fillRect/>
+                    </a:stretch>
+                  </pic:blipFill>
+                  <pic:spPr bwMode="auto">
+                    <a:xfrm>
+                      <a:off x="0" y="0"/>
+                      <a:ext cx="5943600" cy="2476500"/>
+                    </a:xfrm>
+                    <a:prstGeom prst="rect">
+                      <a:avLst/>
+                    </a:prstGeom>
+                    <a:noFill/>
+                    <a:ln>
+                      <a:noFill/>
+                    </a:ln>
+                  </pic:spPr>
+                </pic:pic>
+              </a:graphicData>
+            </a:graphic>
+          </wp:inline>
+        </w:drawing>
       </w:r>
     </w:p>
     <w:p/>
     <w:p>
       <w:r>
-        <w:t>Epistasis O</w:t>
-      </w:r>
-      <w:r>
-        <w:t>ff</w:t>
-      </w:r>
-      <w:r>
-        <w:t xml:space="preserve">, mutation profile </w:t>
-      </w:r>
-      <w:r>
-        <w:t>1</w:t>
-      </w:r>
-      <w:r>
-        <w:t>, preload into mitochondria</w:t>
-      </w:r>
-    </w:p>
-    <w:p>
-      <w:r>
-        <w:t xml:space="preserve">Epistasis Off, mutation profile </w:t>
-      </w:r>
-      <w:r>
-        <w:t>1</w:t>
-      </w:r>
-      <w:r>
-        <w:t>, preload into nuclear</w:t>
-      </w:r>
-    </w:p>
-    <w:p>
-      <w:r>
+        <w:br w:type="page"/>
+      </w:r>
+    </w:p>
+    <w:p>
+      <w:r>
+        <w:lastRenderedPageBreak/>
+        <w:t>Epistasis Off, mutation profile 1, preload into mitochondria</w:t>
+      </w:r>
+    </w:p>
+    <w:p>
+      <w:r>
+        <w:drawing>
+          <wp:inline distT="0" distB="0" distL="0" distR="0" wp14:anchorId="63E5FAD4" wp14:editId="45C4574E">
+            <wp:extent cx="5943600" cy="2476500"/>
+            <wp:effectExtent l="0" t="0" r="0" b="0"/>
+            <wp:docPr id="356768530" name="Picture 4"/>
+            <wp:cNvGraphicFramePr>
+              <a:graphicFrameLocks xmlns:a="http://schemas.openxmlformats.org/drawingml/2006/main" noChangeAspect="1"/>
+            </wp:cNvGraphicFramePr>
+            <a:graphic xmlns:a="http://schemas.openxmlformats.org/drawingml/2006/main">
+              <a:graphicData uri="http://schemas.openxmlformats.org/drawingml/2006/picture">
+                <pic:pic xmlns:pic="http://schemas.openxmlformats.org/drawingml/2006/picture">
+                  <pic:nvPicPr>
+                    <pic:cNvPr id="0" name="Picture 13"/>
+                    <pic:cNvPicPr>
+                      <a:picLocks noChangeAspect="1" noChangeArrowheads="1"/>
+                    </pic:cNvPicPr>
+                  </pic:nvPicPr>
+                  <pic:blipFill>
+                    <a:blip r:embed="rId10" cstate="print">
+                      <a:extLst>
+                        <a:ext uri="{28A0092B-C50C-407E-A947-70E740481C1C}">
+                          <a14:useLocalDpi xmlns:a14="http://schemas.microsoft.com/office/drawing/2010/main" val="0"/>
+                        </a:ext>
+                      </a:extLst>
+                    </a:blip>
+                    <a:srcRect/>
+                    <a:stretch>
+                      <a:fillRect/>
+                    </a:stretch>
+                  </pic:blipFill>
+                  <pic:spPr bwMode="auto">
+                    <a:xfrm>
+                      <a:off x="0" y="0"/>
+                      <a:ext cx="5943600" cy="2476500"/>
+                    </a:xfrm>
+                    <a:prstGeom prst="rect">
+                      <a:avLst/>
+                    </a:prstGeom>
+                    <a:noFill/>
+                    <a:ln>
+                      <a:noFill/>
+                    </a:ln>
+                  </pic:spPr>
+                </pic:pic>
+              </a:graphicData>
+            </a:graphic>
+          </wp:inline>
+        </w:drawing>
+      </w:r>
+    </w:p>
+    <w:p/>
+    <w:p>
+      <w:r>
+        <w:t>Epistasis Off, mutation profile 1, preload into nuclear</w:t>
+      </w:r>
+    </w:p>
+    <w:p>
+      <w:r>
+        <w:drawing>
+          <wp:inline distT="0" distB="0" distL="0" distR="0" wp14:anchorId="3DBF39FA" wp14:editId="15966599">
+            <wp:extent cx="5943600" cy="2476500"/>
+            <wp:effectExtent l="0" t="0" r="0" b="0"/>
+            <wp:docPr id="30398917" name="Picture 6"/>
+            <wp:cNvGraphicFramePr>
+              <a:graphicFrameLocks xmlns:a="http://schemas.openxmlformats.org/drawingml/2006/main" noChangeAspect="1"/>
+            </wp:cNvGraphicFramePr>
+            <a:graphic xmlns:a="http://schemas.openxmlformats.org/drawingml/2006/main">
+              <a:graphicData uri="http://schemas.openxmlformats.org/drawingml/2006/picture">
+                <pic:pic xmlns:pic="http://schemas.openxmlformats.org/drawingml/2006/picture">
+                  <pic:nvPicPr>
+                    <pic:cNvPr id="0" name="Picture 20"/>
+                    <pic:cNvPicPr>
+                      <a:picLocks noChangeAspect="1" noChangeArrowheads="1"/>
+                    </pic:cNvPicPr>
+                  </pic:nvPicPr>
+                  <pic:blipFill>
+                    <a:blip r:embed="rId11" cstate="print">
+                      <a:extLst>
+                        <a:ext uri="{28A0092B-C50C-407E-A947-70E740481C1C}">
+                          <a14:useLocalDpi xmlns:a14="http://schemas.microsoft.com/office/drawing/2010/main" val="0"/>
+                        </a:ext>
+                      </a:extLst>
+                    </a:blip>
+                    <a:srcRect/>
+                    <a:stretch>
+                      <a:fillRect/>
+                    </a:stretch>
+                  </pic:blipFill>
+                  <pic:spPr bwMode="auto">
+                    <a:xfrm>
+                      <a:off x="0" y="0"/>
+                      <a:ext cx="5943600" cy="2476500"/>
+                    </a:xfrm>
+                    <a:prstGeom prst="rect">
+                      <a:avLst/>
+                    </a:prstGeom>
+                    <a:noFill/>
+                    <a:ln>
+                      <a:noFill/>
+                    </a:ln>
+                  </pic:spPr>
+                </pic:pic>
+              </a:graphicData>
+            </a:graphic>
+          </wp:inline>
+        </w:drawing>
+      </w:r>
+    </w:p>
+    <w:p/>
+    <w:p>
+      <w:r>
+        <w:br w:type="page"/>
+      </w:r>
+    </w:p>
+    <w:p>
+      <w:r>
+        <w:lastRenderedPageBreak/>
         <w:t>Epistasis Off, mutation profile 2, preload into mitochondria</w:t>
       </w:r>
     </w:p>
     <w:p>
       <w:r>
+        <w:drawing>
+          <wp:inline distT="0" distB="0" distL="0" distR="0" wp14:anchorId="64A0EBED" wp14:editId="013CD3CF">
+            <wp:extent cx="5943600" cy="2476500"/>
+            <wp:effectExtent l="0" t="0" r="0" b="0"/>
+            <wp:docPr id="2145615338" name="Picture 8"/>
+            <wp:cNvGraphicFramePr>
+              <a:graphicFrameLocks xmlns:a="http://schemas.openxmlformats.org/drawingml/2006/main" noChangeAspect="1"/>
+            </wp:cNvGraphicFramePr>
+            <a:graphic xmlns:a="http://schemas.openxmlformats.org/drawingml/2006/main">
+              <a:graphicData uri="http://schemas.openxmlformats.org/drawingml/2006/picture">
+                <pic:pic xmlns:pic="http://schemas.openxmlformats.org/drawingml/2006/picture">
+                  <pic:nvPicPr>
+                    <pic:cNvPr id="0" name="Picture 27"/>
+                    <pic:cNvPicPr>
+                      <a:picLocks noChangeAspect="1" noChangeArrowheads="1"/>
+                    </pic:cNvPicPr>
+                  </pic:nvPicPr>
+                  <pic:blipFill>
+                    <a:blip r:embed="rId12" cstate="print">
+                      <a:extLst>
+                        <a:ext uri="{28A0092B-C50C-407E-A947-70E740481C1C}">
+                          <a14:useLocalDpi xmlns:a14="http://schemas.microsoft.com/office/drawing/2010/main" val="0"/>
+                        </a:ext>
+                      </a:extLst>
+                    </a:blip>
+                    <a:srcRect/>
+                    <a:stretch>
+                      <a:fillRect/>
+                    </a:stretch>
+                  </pic:blipFill>
+                  <pic:spPr bwMode="auto">
+                    <a:xfrm>
+                      <a:off x="0" y="0"/>
+                      <a:ext cx="5943600" cy="2476500"/>
+                    </a:xfrm>
+                    <a:prstGeom prst="rect">
+                      <a:avLst/>
+                    </a:prstGeom>
+                    <a:noFill/>
+                    <a:ln>
+                      <a:noFill/>
+                    </a:ln>
+                  </pic:spPr>
+                </pic:pic>
+              </a:graphicData>
+            </a:graphic>
+          </wp:inline>
+        </w:drawing>
+      </w:r>
+    </w:p>
+    <w:p/>
+    <w:p>
+      <w:r>
         <w:t>Epistasis Off, mutation profile 2, preload into nuclear</w:t>
       </w:r>
     </w:p>
     <w:p>
       <w:r>
+        <w:drawing>
+          <wp:inline distT="0" distB="0" distL="0" distR="0" wp14:anchorId="7952DB13" wp14:editId="509863E3">
+            <wp:extent cx="5943600" cy="2476500"/>
+            <wp:effectExtent l="0" t="0" r="0" b="0"/>
+            <wp:docPr id="723678469" name="Picture 10"/>
+            <wp:cNvGraphicFramePr>
+              <a:graphicFrameLocks xmlns:a="http://schemas.openxmlformats.org/drawingml/2006/main" noChangeAspect="1"/>
+            </wp:cNvGraphicFramePr>
+            <a:graphic xmlns:a="http://schemas.openxmlformats.org/drawingml/2006/main">
+              <a:graphicData uri="http://schemas.openxmlformats.org/drawingml/2006/picture">
+                <pic:pic xmlns:pic="http://schemas.openxmlformats.org/drawingml/2006/picture">
+                  <pic:nvPicPr>
+                    <pic:cNvPr id="0" name="Picture 34"/>
+                    <pic:cNvPicPr>
+                      <a:picLocks noChangeAspect="1" noChangeArrowheads="1"/>
+                    </pic:cNvPicPr>
+                  </pic:nvPicPr>
+                  <pic:blipFill>
+                    <a:blip r:embed="rId13" cstate="print">
+                      <a:extLst>
+                        <a:ext uri="{28A0092B-C50C-407E-A947-70E740481C1C}">
+                          <a14:useLocalDpi xmlns:a14="http://schemas.microsoft.com/office/drawing/2010/main" val="0"/>
+                        </a:ext>
+                      </a:extLst>
+                    </a:blip>
+                    <a:srcRect/>
+                    <a:stretch>
+                      <a:fillRect/>
+                    </a:stretch>
+                  </pic:blipFill>
+                  <pic:spPr bwMode="auto">
+                    <a:xfrm>
+                      <a:off x="0" y="0"/>
+                      <a:ext cx="5943600" cy="2476500"/>
+                    </a:xfrm>
+                    <a:prstGeom prst="rect">
+                      <a:avLst/>
+                    </a:prstGeom>
+                    <a:noFill/>
+                    <a:ln>
+                      <a:noFill/>
+                    </a:ln>
+                  </pic:spPr>
+                </pic:pic>
+              </a:graphicData>
+            </a:graphic>
+          </wp:inline>
+        </w:drawing>
+      </w:r>
+    </w:p>
+    <w:p/>
+    <w:p>
+      <w:r>
+        <w:br w:type="page"/>
+      </w:r>
+    </w:p>
+    <w:p>
+      <w:r>
+        <w:lastRenderedPageBreak/>
         <w:t>Epistasis Off, mutation profile 3, preload into mitochondria</w:t>
       </w:r>
     </w:p>
     <w:p>
       <w:r>
+        <w:drawing>
+          <wp:inline distT="0" distB="0" distL="0" distR="0" wp14:anchorId="5B11ECC0" wp14:editId="26D83C92">
+            <wp:extent cx="5943600" cy="2476500"/>
+            <wp:effectExtent l="0" t="0" r="0" b="0"/>
+            <wp:docPr id="566026915" name="Picture 12"/>
+            <wp:cNvGraphicFramePr>
+              <a:graphicFrameLocks xmlns:a="http://schemas.openxmlformats.org/drawingml/2006/main" noChangeAspect="1"/>
+            </wp:cNvGraphicFramePr>
+            <a:graphic xmlns:a="http://schemas.openxmlformats.org/drawingml/2006/main">
+              <a:graphicData uri="http://schemas.openxmlformats.org/drawingml/2006/picture">
+                <pic:pic xmlns:pic="http://schemas.openxmlformats.org/drawingml/2006/picture">
+                  <pic:nvPicPr>
+                    <pic:cNvPr id="0" name="Picture 41"/>
+                    <pic:cNvPicPr>
+                      <a:picLocks noChangeAspect="1" noChangeArrowheads="1"/>
+                    </pic:cNvPicPr>
+                  </pic:nvPicPr>
+                  <pic:blipFill>
+                    <a:blip r:embed="rId8" cstate="print">
+                      <a:extLst>
+                        <a:ext uri="{28A0092B-C50C-407E-A947-70E740481C1C}">
+                          <a14:useLocalDpi xmlns:a14="http://schemas.microsoft.com/office/drawing/2010/main" val="0"/>
+                        </a:ext>
+                      </a:extLst>
+                    </a:blip>
+                    <a:srcRect/>
+                    <a:stretch>
+                      <a:fillRect/>
+                    </a:stretch>
+                  </pic:blipFill>
+                  <pic:spPr bwMode="auto">
+                    <a:xfrm>
+                      <a:off x="0" y="0"/>
+                      <a:ext cx="5943600" cy="2476500"/>
+                    </a:xfrm>
+                    <a:prstGeom prst="rect">
+                      <a:avLst/>
+                    </a:prstGeom>
+                    <a:noFill/>
+                    <a:ln>
+                      <a:noFill/>
+                    </a:ln>
+                  </pic:spPr>
+                </pic:pic>
+              </a:graphicData>
+            </a:graphic>
+          </wp:inline>
+        </w:drawing>
+      </w:r>
+    </w:p>
+    <w:p/>
+    <w:p>
+      <w:r>
         <w:t>Epistasis Off, mutation profile 3, preload into nuclear</w:t>
       </w:r>
     </w:p>
+    <w:p>
+      <w:r>
+        <w:drawing>
+          <wp:inline distT="0" distB="0" distL="0" distR="0" wp14:anchorId="5A6C9533" wp14:editId="1894FDC5">
+            <wp:extent cx="5943600" cy="2476500"/>
+            <wp:effectExtent l="0" t="0" r="0" b="0"/>
+            <wp:docPr id="765639564" name="Picture 14"/>
+            <wp:cNvGraphicFramePr>
+              <a:graphicFrameLocks xmlns:a="http://schemas.openxmlformats.org/drawingml/2006/main" noChangeAspect="1"/>
+            </wp:cNvGraphicFramePr>
+            <a:graphic xmlns:a="http://schemas.openxmlformats.org/drawingml/2006/main">
+              <a:graphicData uri="http://schemas.openxmlformats.org/drawingml/2006/picture">
+                <pic:pic xmlns:pic="http://schemas.openxmlformats.org/drawingml/2006/picture">
+                  <pic:nvPicPr>
+                    <pic:cNvPr id="0" name="Picture 48"/>
+                    <pic:cNvPicPr>
+                      <a:picLocks noChangeAspect="1" noChangeArrowheads="1"/>
+                    </pic:cNvPicPr>
+                  </pic:nvPicPr>
+                  <pic:blipFill>
+                    <a:blip r:embed="rId14" cstate="print">
+                      <a:extLst>
+                        <a:ext uri="{28A0092B-C50C-407E-A947-70E740481C1C}">
+                          <a14:useLocalDpi xmlns:a14="http://schemas.microsoft.com/office/drawing/2010/main" val="0"/>
+                        </a:ext>
+                      </a:extLst>
+                    </a:blip>
+                    <a:srcRect/>
+                    <a:stretch>
+                      <a:fillRect/>
+                    </a:stretch>
+                  </pic:blipFill>
+                  <pic:spPr bwMode="auto">
+                    <a:xfrm>
+                      <a:off x="0" y="0"/>
+                      <a:ext cx="5943600" cy="2476500"/>
+                    </a:xfrm>
+                    <a:prstGeom prst="rect">
+                      <a:avLst/>
+                    </a:prstGeom>
+                    <a:noFill/>
+                    <a:ln>
+                      <a:noFill/>
+                    </a:ln>
+                  </pic:spPr>
+                </pic:pic>
+              </a:graphicData>
+            </a:graphic>
+          </wp:inline>
+        </w:drawing>
+      </w:r>
+    </w:p>
+    <w:p/>
     <w:p/>
     <w:p/>
     <w:sectPr>
